--- a/writing/piece1_audit_plan.docx
+++ b/writing/piece1_audit_plan.docx
@@ -7,7 +7,7 @@
         <w:pStyle w:val="Title"/>
       </w:pPr>
       <w:r>
-        <w:t xml:space="preserve">Analytical Governance — Self-Assessment Audit</w:t>
+        <w:t xml:space="preserve">Analytical Governance — Self-Assessment Tool</w:t>
       </w:r>
     </w:p>
     <w:p>
